--- a/landing-page/program-detail/girne-american-university/mba/01-mba-in-business-management.docx
+++ b/landing-page/program-detail/girne-american-university/mba/01-mba-in-business-management.docx
@@ -953,7 +953,7 @@
     </w:p>
     <w:p>
       <w:r>
-        <w:t>Taggd's 2026 GCC study reports nine in ten employers struggling to find qualified candidates. A completed MBA is the simplest proof in the room.</w:t>
+        <w:t>Across the Gulf, employers keep reporting shortages of qualified candidates. A completed MBA is the simplest proof in the room.</w:t>
       </w:r>
     </w:p>
     <w:p>

--- a/landing-page/program-detail/girne-american-university/mba/01-mba-in-business-management.docx
+++ b/landing-page/program-detail/girne-american-university/mba/01-mba-in-business-management.docx
@@ -38,7 +38,7 @@
         <w:t xml:space="preserve">Meta Description: </w:t>
       </w:r>
       <w:r>
-        <w:t>12 to 15-month MBA in Business Management from Girne American University. Flexible online study from the UAE, AED instalments. Enquire now.</w:t>
+        <w:t>12 to 15-month MBA in Business Management from Girne American University. Flexible online study from the UAE, AED installments. Enquire now.</w:t>
       </w:r>
     </w:p>
     <w:p>
@@ -126,7 +126,7 @@
         <w:pStyle w:val="Heading2"/>
       </w:pPr>
       <w:r>
-        <w:t>Programme at a Glance</w:t>
+        <w:t>Program At A Glance</w:t>
       </w:r>
     </w:p>
     <w:tbl>
@@ -331,17 +331,17 @@
         <w:pStyle w:val="Heading2"/>
       </w:pPr>
       <w:r>
-        <w:t>Programme Overview</w:t>
+        <w:t>Program Overview</w:t>
       </w:r>
     </w:p>
     <w:p>
       <w:r>
-        <w:t>This is the generalist's MBA, done properly. The coursework walks the full management map, economics and accounting, finance and operations, marketing and leadership, strategy at the end holding it together, and the degree finishes with a graduate research project that asks you to investigate a business question with real rigour rather than summarize someone else's answers.</w:t>
+        <w:t>This is the generalist's MBA, done properly. The coursework walks the full management map, economics and accounting, finance and operations, marketing and leadership, strategy at the end holding it together, and the degree finishes with a graduate research project that asks you to investigate a business question with real rigor rather than summarize someone else's answers.</w:t>
       </w:r>
     </w:p>
     <w:p>
       <w:r>
-        <w:t>The format is the reason working professionals choose it. Girne American University designed the qualification to flex around part-time and distance learning, so the twelve to fifteen months fit around a job, a family, and the weeks when one of the three takes priority. Which, in the Gulf, is usually all three.</w:t>
+        <w:t>The format is the reason working professionals choose it. Girne American University designed the qualification to flex around part-time and distance learning, so the 12 to 15 months fit around a job, a family, and the weeks when one of the three takes priority. Which, in the Gulf, is usually all three.</w:t>
       </w:r>
     </w:p>
     <w:p>
@@ -349,7 +349,7 @@
         <w:pStyle w:val="Heading2"/>
       </w:pPr>
       <w:r>
-        <w:t>Why Choose This Programme</w:t>
+        <w:t>Why Choose This Program</w:t>
       </w:r>
     </w:p>
     <w:p>
@@ -370,12 +370,12 @@
         <w:rPr>
           <w:b/>
         </w:rPr>
-        <w:t>A year-ish, not two years</w:t>
+        <w:t>A year-ish, not 2 years</w:t>
       </w:r>
     </w:p>
     <w:p>
       <w:r>
-        <w:t>Twelve to fifteen months. Long enough to matter, short enough to finish before your next promotion window closes.</w:t>
+        <w:t>12 to 15 months. Long enough to matter, short enough to finish before your next promotion window closes.</w:t>
       </w:r>
     </w:p>
     <w:p>
@@ -409,7 +409,7 @@
         <w:rPr>
           <w:b/>
         </w:rPr>
-        <w:t>Instalments in dirhams</w:t>
+        <w:t>Installments in dirhams</w:t>
       </w:r>
     </w:p>
     <w:p>
@@ -427,7 +427,7 @@
     </w:p>
     <w:p>
       <w:r>
-        <w:t>Advisors you can visit or message on WhatsApp, and a success coach who stays through the degree rather than the enrolment.</w:t>
+        <w:t>Advisors you can visit or message on WhatsApp, and a success coach who stays through the degree rather than the enrollment.</w:t>
       </w:r>
     </w:p>
     <w:p>
@@ -558,7 +558,7 @@
         <w:pStyle w:val="ListBullet"/>
       </w:pPr>
       <w:r>
-        <w:t>Programme Manager</w:t>
+        <w:t>Program Manager</w:t>
       </w:r>
     </w:p>
     <w:p>
@@ -606,7 +606,7 @@
         <w:pStyle w:val="Heading2"/>
       </w:pPr>
       <w:r>
-        <w:t>Programme Structure</w:t>
+        <w:t>Program Structure</w:t>
       </w:r>
     </w:p>
     <w:p>
@@ -745,7 +745,7 @@
               <w:rPr>
                 <w:sz w:val="20"/>
               </w:rPr>
-              <w:t>One success coach from enrolment to graduation, which is longer than most remember</w:t>
+              <w:t>One success coach from enrollment to graduation, which is longer than most remember</w:t>
             </w:r>
           </w:p>
         </w:tc>
@@ -819,7 +819,7 @@
                 <w:b/>
                 <w:sz w:val="20"/>
               </w:rPr>
-              <w:t>Affordable instalments</w:t>
+              <w:t>Affordable installments</w:t>
             </w:r>
           </w:p>
         </w:tc>
@@ -890,7 +890,7 @@
               <w:rPr>
                 <w:sz w:val="20"/>
               </w:rPr>
-              <w:t>Enrolment handled with you, because the paperwork is dull and mistakes cost months</w:t>
+              <w:t>Enrollment handled with you, because the paperwork is dull and mistakes cost months</w:t>
             </w:r>
           </w:p>
         </w:tc>
@@ -948,7 +948,7 @@
         <w:rPr>
           <w:b/>
         </w:rPr>
-        <w:t>The skills gap favours credentialed candidates</w:t>
+        <w:t>The skills gap favors credentialed candidates</w:t>
       </w:r>
     </w:p>
     <w:p>
@@ -961,12 +961,12 @@
         <w:rPr>
           <w:b/>
         </w:rPr>
-        <w:t>Fifteen months, maximum</w:t>
+        <w:t>15 months, maximum</w:t>
       </w:r>
     </w:p>
     <w:p>
       <w:r>
-        <w:t>Promotion cycles and posting windows do not wait for two-year degrees. The upper bound here is fifteen months.</w:t>
+        <w:t>Promotion cycles and posting windows do not wait for two-year degrees. The upper bound here is 15 months.</w:t>
       </w:r>
     </w:p>
     <w:p>
@@ -1070,7 +1070,7 @@
                 <w:b/>
                 <w:sz w:val="20"/>
               </w:rPr>
-              <w:t>Monthly Instalments</w:t>
+              <w:t>Monthly Installments</w:t>
             </w:r>
           </w:p>
         </w:tc>
@@ -1155,7 +1155,7 @@
         <w:t xml:space="preserve">Request the fee structure: </w:t>
       </w:r>
       <w:r>
-        <w:t>Fees depend on the intake and your admission profile, so this page carries no fixed number. Request the personal breakdown from admissions; it arrives in writing, costs nothing, and commits you to nothing. Across our Master's programmes, totals usually sit between AED 16,000 and 40,000.</w:t>
+        <w:t>Fees depend on the intake and your admission profile, so Maverick Business Academy London shares no fixed number up front. Request the personal breakdown from admissions; it arrives in writing, costs nothing, and commits you to nothing. Across our Master's programs, totals usually sit between AED 16,000 and 40,000.</w:t>
       </w:r>
     </w:p>
     <w:sectPr>
